--- a/docs/manuals/05-心情日历-软件界面设计书.docx
+++ b/docs/manuals/05-心情日历-软件界面设计书.docx
@@ -244,7 +244,7 @@
                 <w:color w:val="000000"/>
                 <w:sz w:val="20"/>
               </w:rPr>
-              <w:t>仓库基线 21c7fc9  功能代码基线 cb6e6b9</w:t>
+              <w:t>仓库与功能代码基线 160f96e</w:t>
             </w:r>
           </w:p>
         </w:tc>
@@ -305,7 +305,7 @@
                 <w:color w:val="000000"/>
                 <w:sz w:val="20"/>
               </w:rPr>
-              <w:t>2026年9月18日</w:t>
+              <w:t>2026年9月20日</w:t>
             </w:r>
           </w:p>
         </w:tc>
@@ -1647,7 +1647,7 @@
           <w:color w:val="000000"/>
           <w:sz w:val="22"/>
         </w:rPr>
-        <w:t>AA页按任务展示打卡、复测与教师联系；未入库使用说明性空状态。教师退出审核当前同时存在顶部入口和待审核卡片，后续需统一。截图为空状态，不代表已展示所有非空业务状态。</w:t>
+        <w:t>AA页按任务展示打卡、复测与教师联系；未入库使用说明性空状态。教师退出审核已合并到教师预警工作台的同一滚动列表，待审核卡片提供申请理由、必填审核依据以及批准或驳回操作。既有截图为空状态，不代表已展示所有非空业务状态。</w:t>
       </w:r>
     </w:p>
     <w:p>
@@ -2134,7 +2134,7 @@
           <w:color w:val="000000"/>
           <w:sz w:val="22"/>
         </w:rPr>
-        <w:t>颜色和字体优先引用 MaterialTheme，界面圆角和间距保持统一。真实设备截图用于核对当前设计；深色主题、超大字体、TalkBack、横屏及不同屏幕尺寸未完成全面验收，不应写成已兼容。</w:t>
+        <w:t>颜色和字体优先引用MaterialTheme，界面圆角和间距保持统一。已在Android 16真机验证浅色竖屏、1080×2400覆盖尺寸，以及深色、1.3倍字体和横屏组合；首页、日历和分析已有截图证据。TalkBack、2.0倍字体、分屏、折叠屏，以及设置、编辑和详情的完整多状态交互尚未全面验收。</w:t>
       </w:r>
     </w:p>
     <w:p>
@@ -2208,7 +2208,7 @@
           <w:color w:val="000000"/>
           <w:sz w:val="22"/>
         </w:rPr>
-        <w:t>验证依据：docs/testing/ 下的 2026-09-18-功能测试报告.md 与 2026-09-18-UI优化验收.md。结果对应既有测试基线。</w:t>
+        <w:t>本次同步覆盖浅色竖屏、1080×2400覆盖尺寸，以及深色、1.3倍字体和横屏组合。首页、日历和分析取得真机截图证据；设置、编辑和详情仍需补充逐页交互截图。验证依据：docs/testing/ 下的 2026-09-18-功能测试报告.md、2026-09-18-UI优化验收.md 和 2026-09-19-界面适配与入口整合报告.md。各报告对应当次测试边界；最新代码以 160f96e 为准。</w:t>
       </w:r>
     </w:p>
     <w:sectPr>

--- a/docs/manuals/05-心情日历-软件界面设计书.docx
+++ b/docs/manuals/05-心情日历-软件界面设计书.docx
@@ -232,19 +232,8 @@
             </w:tcMar>
           </w:tcPr>
           <w:p>
-            <w:pPr>
-              <w:keepNext w:val="0"/>
-              <w:spacing w:after="0" w:line="252" w:lineRule="auto"/>
-            </w:pPr>
             <w:r>
-              <w:rPr>
-                <w:rFonts w:ascii="Calibri" w:hAnsi="Calibri" w:eastAsia="微软雅黑"/>
-                <w:b w:val="0"/>
-                <w:i w:val="0"/>
-                <w:color w:val="000000"/>
-                <w:sz w:val="20"/>
-              </w:rPr>
-              <w:t>仓库与功能代码基线 160f96e</w:t>
+              <w:t>仓库与功能代码基线 698d6fe</w:t>
             </w:r>
           </w:p>
         </w:tc>
@@ -293,19 +282,8 @@
             </w:tcMar>
           </w:tcPr>
           <w:p>
-            <w:pPr>
-              <w:keepNext w:val="0"/>
-              <w:spacing w:after="0" w:line="252" w:lineRule="auto"/>
-            </w:pPr>
             <w:r>
-              <w:rPr>
-                <w:rFonts w:ascii="Calibri" w:hAnsi="Calibri" w:eastAsia="微软雅黑"/>
-                <w:b w:val="0"/>
-                <w:i w:val="0"/>
-                <w:color w:val="000000"/>
-                <w:sz w:val="20"/>
-              </w:rPr>
-              <w:t>2026年9月20日</w:t>
+              <w:t>2026年9月22日</w:t>
             </w:r>
           </w:p>
         </w:tc>
@@ -557,14 +535,7 @@
         <w:spacing w:after="20" w:line="252" w:lineRule="auto"/>
       </w:pPr>
       <w:r>
-        <w:rPr>
-          <w:rFonts w:ascii="Calibri" w:hAnsi="Calibri" w:eastAsia="微软雅黑"/>
-          <w:b w:val="0"/>
-          <w:i w:val="0"/>
-          <w:color w:val="000000"/>
-          <w:sz w:val="22"/>
-        </w:rPr>
-        <w:t>5 组件规则和界面验收</w:t>
+        <w:t>5 组件规则和界面验收    6 反馈修复后的界面</w:t>
       </w:r>
     </w:p>
     <w:p>
@@ -2211,6 +2182,41 @@
         <w:t>本次同步覆盖浅色竖屏、1080×2400覆盖尺寸，以及深色、1.3倍字体和横屏组合。首页、日历和分析取得真机截图证据；设置、编辑和详情仍需补充逐页交互截图。验证依据：docs/testing/ 下的 2026-09-18-功能测试报告.md、2026-09-18-UI优化验收.md 和 2026-09-19-界面适配与入口整合报告.md。各报告对应当次测试边界；最新代码以 160f96e 为准。</w:t>
       </w:r>
     </w:p>
+    <w:p>
+      <w:pPr>
+        <w:pStyle w:val="Heading1"/>
+      </w:pPr>
+      <w:r>
+        <w:rPr>
+          <w:color w:val="000000"/>
+        </w:rPr>
+        <w:t>6 反馈修复后的界面</w:t>
+      </w:r>
+    </w:p>
+    <w:p>
+      <w:pPr>
+        <w:spacing w:after="120"/>
+      </w:pPr>
+      <w:r>
+        <w:t>分析页包含情绪趋势与量表评估两个标签。趋势页按顺序展示记录天数、主导情绪、折线图、周趋势、月趋势、变化提醒、自我反思和频次详情；空数据和少量数据使用明确说明，不生成虚假曲线。量表页提供填写入口及历史结果卡。</w:t>
+      </w:r>
+    </w:p>
+    <w:p>
+      <w:pPr>
+        <w:spacing w:after="120"/>
+      </w:pPr>
+      <w:r>
+        <w:t>首页记录卡在当天有数据时显示横向滑动的小卡片；其下增加今日收获与时光回流入口。日期详情顶部增加当日复盘，原时间线与悬浮新增按钮保持可用。纪念日列表明确提示点击卡片可编辑，编辑框显示日期错误。</w:t>
+      </w:r>
+    </w:p>
+    <w:p>
+      <w:pPr>
+        <w:spacing w:after="120"/>
+      </w:pPr>
+      <w:r>
+        <w:t>AA随访页右上方提供查看演示数据和返回我的数据切换。演示页必须显示演示数据不会写入真实随访记录。新增页面已完成编译和JVM逻辑测试，浅色、深色、大字体与不同尺寸仍需在重新连接的真机上完成本轮回归。</w:t>
+      </w:r>
+    </w:p>
     <w:sectPr>
       <w:footerReference w:type="default" r:id="rId9"/>
       <w:pgSz w:w="12240" w:h="15840"/>

--- a/docs/manuals/05-心情日历-软件界面设计书.docx
+++ b/docs/manuals/05-心情日历-软件界面设计书.docx
@@ -2214,7 +2214,7 @@
         <w:spacing w:after="120"/>
       </w:pPr>
       <w:r>
-        <w:t>AA随访页右上方提供查看演示数据和返回我的数据切换。演示页必须显示演示数据不会写入真实随访记录。新增页面已完成编译和JVM逻辑测试，浅色、深色、大字体与不同尺寸仍需在重新连接的真机上完成本轮回归。</w:t>
+        <w:t>AA随访页右上方提供查看演示数据和返回我的数据切换。演示页必须显示演示数据不会写入真实随访记录。最新APK已在Android 16真机完成覆盖安装和冷启动，62项JVM测试及10项非UI真机测试通过；3项Compose UI自动化受MIUI测试Activity启动超时影响，未取得通过结论。</w:t>
       </w:r>
     </w:p>
     <w:sectPr>

--- a/docs/manuals/05-心情日历-软件界面设计书.docx
+++ b/docs/manuals/05-心情日历-软件界面设计书.docx
@@ -2217,6 +2217,34 @@
         <w:t>AA随访页右上方提供查看演示数据和返回我的数据切换。演示页必须显示演示数据不会写入真实随访记录。最新APK已在Android 16真机完成覆盖安装和冷启动，62项JVM测试及10项非UI真机测试通过；3项Compose UI自动化受MIUI测试Activity启动超时影响，未取得通过结论。</w:t>
       </w:r>
     </w:p>
+    <w:p>
+      <w:r>
+        <w:br w:type="page"/>
+      </w:r>
+    </w:p>
+    <w:p>
+      <w:pPr>
+        <w:pStyle w:val="Heading1"/>
+      </w:pPr>
+      <w:r>
+        <w:t>7 深度洞察界面设计</w:t>
+      </w:r>
+    </w:p>
+    <w:p>
+      <w:r>
+        <w:t>分析页顶部使用深度洞察、情绪趋势、量表评估三个标签，默认选择深度洞察。认知反思卡提供明确的开始按钮，点击后从底部打开三步反思面板，并提供回看日期记录和写下此刻想法两个行动。</w:t>
+      </w:r>
+    </w:p>
+    <w:p>
+      <w:r>
+        <w:t>记录规律卡以三列展示最近连续、最长连续和情绪波动，下方显示常用时段、下一步建议及高低点回看按钮。最近记录和完整历史使用横向滑动卡片，卡片本身可点击进入日期详情。</w:t>
+      </w:r>
+    </w:p>
+    <w:p>
+      <w:r>
+        <w:t>页面必须持续显示非诊断说明。状态提醒下方提供PHQ-9和GAD-7入口。数据不足时明确显示数据不足，不绘制或描述虚假趋势。本轮已通过编译、JVM测试和Lint，按要求未执行真机界面测试。</w:t>
+      </w:r>
+    </w:p>
     <w:sectPr>
       <w:footerReference w:type="default" r:id="rId9"/>
       <w:pgSz w:w="12240" w:h="15840"/>

--- a/docs/manuals/05-心情日历-软件界面设计书.docx
+++ b/docs/manuals/05-心情日历-软件界面设计书.docx
@@ -2245,6 +2245,39 @@
         <w:t>页面必须持续显示非诊断说明。状态提醒下方提供PHQ-9和GAD-7入口。数据不足时明确显示数据不足，不绘制或描述虚假趋势。本轮已通过编译、JVM测试和Lint，按要求未执行真机界面测试。</w:t>
       </w:r>
     </w:p>
+    <w:p>
+      <w:r>
+        <w:br w:type="page"/>
+      </w:r>
+    </w:p>
+    <w:p>
+      <w:pPr>
+        <w:pStyle w:val="Heading1"/>
+      </w:pPr>
+      <w:r>
+        <w:t>8 双角色界面设计</w:t>
+      </w:r>
+    </w:p>
+    <w:p>
+      <w:r>
+        <w:t>启动页使用两个独立的大卡片表示学生演示入口和教师演示入口，并明确说明正式系统由学校账号认证结果决定角色。学生进入后不出现教师入口；退出当前演示身份后才返回启动页。</w:t>
+      </w:r>
+    </w:p>
+    <w:p>
+      <w:r>
+        <w:t>学生底部导航为情绪日历、数据洞察、随访任务和我的。情绪日历首页将“记录今天的心情”设为首要按钮，随后显示可点击的本月月历、状态评估卡和条件式随访提醒。我的页面集中健康授权、原始数据、删除入口、隐私说明和账号设置。</w:t>
+      </w:r>
+    </w:p>
+    <w:p>
+      <w:r>
+        <w:t>教师端底部导航为预警工作台和账号设置。工作台顶部显示待办概览和待确认、处理中、已结束筛选；每张卡片显示脱敏代号、关注等级、触发原因和更新时间。详情用四个编号段落固定信息顺序，按钮随状态变化。</w:t>
+      </w:r>
+    </w:p>
+    <w:p>
+      <w:r>
+        <w:t>评估缺失或过期使用评估提醒容器，安全阈值使用安全预警容器，心率或睡眠只作为辅助标签。颜色同时配有明确文字，不能只靠颜色传达含义。本轮按要求未执行真机界面测试。</w:t>
+      </w:r>
+    </w:p>
     <w:sectPr>
       <w:footerReference w:type="default" r:id="rId9"/>
       <w:pgSz w:w="12240" w:h="15840"/>
